--- a/docs/提交材料/部署说明.docx
+++ b/docs/提交材料/部署说明.docx
@@ -2565,7 +2565,766 @@
           <w:b/>
           <w:sz w:val="26"/>
         </w:rPr>
-        <w:t>九、常见问题</w:t>
+        <w:t>七、云端部署（可选）：Render / Railway / Zeabur</w:t>
+      </w:r>
+    </w:p>
+    <w:p>
+      <w:pPr>
+        <w:spacing w:after="120" w:line="324" w:lineRule="auto"/>
+      </w:pPr>
+      <w:r>
+        <w:rPr>
+          <w:rFonts w:ascii="微软雅黑" w:hAnsi="微软雅黑" w:eastAsia="微软雅黑"/>
+          <w:b w:val="0"/>
+          <w:sz w:val="21"/>
+        </w:rPr>
+        <w:t>本作品已内置容器化配置（</w:t>
+      </w:r>
+      <w:r>
+        <w:rPr>
+          <w:rFonts w:ascii="Consolas" w:hAnsi="Consolas" w:eastAsia="微软雅黑"/>
+          <w:b w:val="0"/>
+          <w:color w:val="B42318"/>
+          <w:sz w:val="20"/>
+        </w:rPr>
+        <w:t>Dockerfile</w:t>
+      </w:r>
+      <w:r>
+        <w:rPr>
+          <w:rFonts w:ascii="微软雅黑" w:hAnsi="微软雅黑" w:eastAsia="微软雅黑"/>
+          <w:b w:val="0"/>
+          <w:sz w:val="21"/>
+        </w:rPr>
+        <w:t xml:space="preserve"> + </w:t>
+      </w:r>
+      <w:r>
+        <w:rPr>
+          <w:rFonts w:ascii="Consolas" w:hAnsi="Consolas" w:eastAsia="微软雅黑"/>
+          <w:b w:val="0"/>
+          <w:color w:val="B42318"/>
+          <w:sz w:val="20"/>
+        </w:rPr>
+        <w:t>render.yaml</w:t>
+      </w:r>
+      <w:r>
+        <w:rPr>
+          <w:rFonts w:ascii="微软雅黑" w:hAnsi="微软雅黑" w:eastAsia="微软雅黑"/>
+          <w:b w:val="0"/>
+          <w:sz w:val="21"/>
+        </w:rPr>
+        <w:t xml:space="preserve"> + </w:t>
+      </w:r>
+      <w:r>
+        <w:rPr>
+          <w:rFonts w:ascii="Consolas" w:hAnsi="Consolas" w:eastAsia="微软雅黑"/>
+          <w:b w:val="0"/>
+          <w:color w:val="B42318"/>
+          <w:sz w:val="20"/>
+        </w:rPr>
+        <w:t>.dockerignore</w:t>
+      </w:r>
+      <w:r>
+        <w:rPr>
+          <w:rFonts w:ascii="微软雅黑" w:hAnsi="微软雅黑" w:eastAsia="微软雅黑"/>
+          <w:b w:val="0"/>
+          <w:sz w:val="21"/>
+        </w:rPr>
+        <w:t>），可直接一键部署为</w:t>
+      </w:r>
+      <w:r>
+        <w:rPr>
+          <w:rFonts w:ascii="微软雅黑" w:hAnsi="微软雅黑" w:eastAsia="微软雅黑"/>
+          <w:b/>
+          <w:sz w:val="21"/>
+        </w:rPr>
+        <w:t>可访问的在线 Demo</w:t>
+      </w:r>
+      <w:r>
+        <w:rPr>
+          <w:rFonts w:ascii="微软雅黑" w:hAnsi="微软雅黑" w:eastAsia="微软雅黑"/>
+          <w:b w:val="0"/>
+          <w:sz w:val="21"/>
+        </w:rPr>
+        <w:t>。</w:t>
+      </w:r>
+    </w:p>
+    <w:p>
+      <w:pPr>
+        <w:ind w:left="340"/>
+      </w:pPr>
+      <w:r>
+        <w:rPr>
+          <w:rFonts w:ascii="微软雅黑" w:hAnsi="微软雅黑" w:eastAsia="微软雅黑"/>
+          <w:b w:val="0"/>
+          <w:color w:val="667085"/>
+          <w:sz w:val="19"/>
+        </w:rPr>
+        <w:t xml:space="preserve">⚠️ 安全提醒：在线 Demo 会把服务暴露到公网（监听 </w:t>
+      </w:r>
+      <w:r>
+        <w:rPr>
+          <w:rFonts w:ascii="Consolas" w:hAnsi="Consolas" w:eastAsia="微软雅黑"/>
+          <w:b w:val="0"/>
+          <w:color w:val="667085"/>
+          <w:sz w:val="18"/>
+        </w:rPr>
+        <w:t>0.0.0.0</w:t>
+      </w:r>
+      <w:r>
+        <w:rPr>
+          <w:rFonts w:ascii="微软雅黑" w:hAnsi="微软雅黑" w:eastAsia="微软雅黑"/>
+          <w:b w:val="0"/>
+          <w:color w:val="667085"/>
+          <w:sz w:val="19"/>
+        </w:rPr>
+        <w:t>）。虽然全部为沙箱模拟数据、无真实资金接口，仍建议仅在比赛期间开启，用完及时删除/暂停。</w:t>
+      </w:r>
+    </w:p>
+    <w:p>
+      <w:pPr>
+        <w:spacing w:before="160" w:after="120"/>
+      </w:pPr>
+      <w:r>
+        <w:rPr>
+          <w:rFonts w:ascii="微软雅黑" w:hAnsi="微软雅黑" w:eastAsia="微软雅黑"/>
+          <w:b/>
+          <w:sz w:val="24"/>
+        </w:rPr>
+        <w:t>7.1 Render（推荐，免费档）</w:t>
+      </w:r>
+    </w:p>
+    <w:p>
+      <w:pPr>
+        <w:pStyle w:val="ListNumber"/>
+      </w:pPr>
+      <w:r>
+        <w:rPr>
+          <w:rFonts w:ascii="微软雅黑" w:hAnsi="微软雅黑" w:eastAsia="微软雅黑"/>
+          <w:b w:val="0"/>
+          <w:sz w:val="21"/>
+        </w:rPr>
+        <w:t xml:space="preserve">登录 https://render.com → </w:t>
+      </w:r>
+      <w:r>
+        <w:rPr>
+          <w:rFonts w:ascii="微软雅黑" w:hAnsi="微软雅黑" w:eastAsia="微软雅黑"/>
+          <w:b/>
+          <w:sz w:val="21"/>
+        </w:rPr>
+        <w:t>New</w:t>
+      </w:r>
+      <w:r>
+        <w:rPr>
+          <w:rFonts w:ascii="微软雅黑" w:hAnsi="微软雅黑" w:eastAsia="微软雅黑"/>
+          <w:b w:val="0"/>
+          <w:sz w:val="21"/>
+        </w:rPr>
+        <w:t xml:space="preserve"> → </w:t>
+      </w:r>
+      <w:r>
+        <w:rPr>
+          <w:rFonts w:ascii="微软雅黑" w:hAnsi="微软雅黑" w:eastAsia="微软雅黑"/>
+          <w:b/>
+          <w:sz w:val="21"/>
+        </w:rPr>
+        <w:t>Blueprint</w:t>
+      </w:r>
+      <w:r>
+        <w:rPr>
+          <w:rFonts w:ascii="微软雅黑" w:hAnsi="微软雅黑" w:eastAsia="微软雅黑"/>
+          <w:b w:val="0"/>
+          <w:sz w:val="21"/>
+        </w:rPr>
+        <w:t>；</w:t>
+      </w:r>
+    </w:p>
+    <w:p>
+      <w:pPr>
+        <w:pStyle w:val="ListNumber"/>
+      </w:pPr>
+      <w:r>
+        <w:rPr>
+          <w:rFonts w:ascii="微软雅黑" w:hAnsi="微软雅黑" w:eastAsia="微软雅黑"/>
+          <w:b w:val="0"/>
+          <w:sz w:val="21"/>
+        </w:rPr>
+        <w:t xml:space="preserve">选择仓库 </w:t>
+      </w:r>
+      <w:r>
+        <w:rPr>
+          <w:rFonts w:ascii="Consolas" w:hAnsi="Consolas" w:eastAsia="微软雅黑"/>
+          <w:b w:val="0"/>
+          <w:color w:val="B42318"/>
+          <w:sz w:val="20"/>
+        </w:rPr>
+        <w:t>hxxhhxxh/yinshu-banking-agent</w:t>
+      </w:r>
+      <w:r>
+        <w:rPr>
+          <w:rFonts w:ascii="微软雅黑" w:hAnsi="微软雅黑" w:eastAsia="微软雅黑"/>
+          <w:b w:val="0"/>
+          <w:sz w:val="21"/>
+        </w:rPr>
+        <w:t>（首次需授权 GitHub）；</w:t>
+      </w:r>
+    </w:p>
+    <w:p>
+      <w:pPr>
+        <w:pStyle w:val="ListNumber"/>
+      </w:pPr>
+      <w:r>
+        <w:rPr>
+          <w:rFonts w:ascii="微软雅黑" w:hAnsi="微软雅黑" w:eastAsia="微软雅黑"/>
+          <w:b w:val="0"/>
+          <w:sz w:val="21"/>
+        </w:rPr>
+        <w:t xml:space="preserve">Render 会自动读取 </w:t>
+      </w:r>
+      <w:r>
+        <w:rPr>
+          <w:rFonts w:ascii="Consolas" w:hAnsi="Consolas" w:eastAsia="微软雅黑"/>
+          <w:b w:val="0"/>
+          <w:color w:val="B42318"/>
+          <w:sz w:val="20"/>
+        </w:rPr>
+        <w:t>render.yaml</w:t>
+      </w:r>
+      <w:r>
+        <w:rPr>
+          <w:rFonts w:ascii="微软雅黑" w:hAnsi="微软雅黑" w:eastAsia="微软雅黑"/>
+          <w:b w:val="0"/>
+          <w:sz w:val="21"/>
+        </w:rPr>
+        <w:t xml:space="preserve">，点 </w:t>
+      </w:r>
+      <w:r>
+        <w:rPr>
+          <w:rFonts w:ascii="微软雅黑" w:hAnsi="微软雅黑" w:eastAsia="微软雅黑"/>
+          <w:b/>
+          <w:sz w:val="21"/>
+        </w:rPr>
+        <w:t>Apply</w:t>
+      </w:r>
+      <w:r>
+        <w:rPr>
+          <w:rFonts w:ascii="微软雅黑" w:hAnsi="微软雅黑" w:eastAsia="微软雅黑"/>
+          <w:b w:val="0"/>
+          <w:sz w:val="21"/>
+        </w:rPr>
+        <w:t>；</w:t>
+      </w:r>
+    </w:p>
+    <w:p>
+      <w:pPr>
+        <w:pStyle w:val="ListNumber"/>
+      </w:pPr>
+      <w:r>
+        <w:rPr>
+          <w:rFonts w:ascii="微软雅黑" w:hAnsi="微软雅黑" w:eastAsia="微软雅黑"/>
+          <w:b w:val="0"/>
+          <w:sz w:val="21"/>
+        </w:rPr>
+        <w:t xml:space="preserve">等待 1–2 分钟构建完成，访问形如 </w:t>
+      </w:r>
+      <w:r>
+        <w:rPr>
+          <w:rFonts w:ascii="Consolas" w:hAnsi="Consolas" w:eastAsia="微软雅黑"/>
+          <w:b w:val="0"/>
+          <w:color w:val="B42318"/>
+          <w:sz w:val="20"/>
+        </w:rPr>
+        <w:t>https://yinshu-banking-agent.onrender.com</w:t>
+      </w:r>
+      <w:r>
+        <w:rPr>
+          <w:rFonts w:ascii="微软雅黑" w:hAnsi="微软雅黑" w:eastAsia="微软雅黑"/>
+          <w:b w:val="0"/>
+          <w:sz w:val="21"/>
+        </w:rPr>
+        <w:t xml:space="preserve"> 的地址；</w:t>
+      </w:r>
+    </w:p>
+    <w:p>
+      <w:pPr>
+        <w:pStyle w:val="ListNumber"/>
+      </w:pPr>
+      <w:r>
+        <w:rPr>
+          <w:rFonts w:ascii="微软雅黑" w:hAnsi="微软雅黑" w:eastAsia="微软雅黑"/>
+          <w:b w:val="0"/>
+          <w:sz w:val="21"/>
+        </w:rPr>
+        <w:t xml:space="preserve">健康检查路径已配置为 </w:t>
+      </w:r>
+      <w:r>
+        <w:rPr>
+          <w:rFonts w:ascii="Consolas" w:hAnsi="Consolas" w:eastAsia="微软雅黑"/>
+          <w:b w:val="0"/>
+          <w:color w:val="B42318"/>
+          <w:sz w:val="20"/>
+        </w:rPr>
+        <w:t>/api/health</w:t>
+      </w:r>
+      <w:r>
+        <w:rPr>
+          <w:rFonts w:ascii="微软雅黑" w:hAnsi="微软雅黑" w:eastAsia="微软雅黑"/>
+          <w:b w:val="0"/>
+          <w:sz w:val="21"/>
+        </w:rPr>
+        <w:t>。</w:t>
+      </w:r>
+    </w:p>
+    <w:p>
+      <w:pPr>
+        <w:ind w:left="340"/>
+      </w:pPr>
+      <w:r>
+        <w:rPr>
+          <w:rFonts w:ascii="微软雅黑" w:hAnsi="微软雅黑" w:eastAsia="微软雅黑"/>
+          <w:b w:val="0"/>
+          <w:color w:val="667085"/>
+          <w:sz w:val="19"/>
+        </w:rPr>
+        <w:t>免费档注意：实例空闲一段时间会休眠，首次访问需等十几秒唤醒。答辩前提前点一次“叫醒”。</w:t>
+      </w:r>
+    </w:p>
+    <w:p>
+      <w:pPr>
+        <w:spacing w:before="160" w:after="120"/>
+      </w:pPr>
+      <w:r>
+        <w:rPr>
+          <w:rFonts w:ascii="微软雅黑" w:hAnsi="微软雅黑" w:eastAsia="微软雅黑"/>
+          <w:b/>
+          <w:sz w:val="24"/>
+        </w:rPr>
+        <w:t>7.2 Railway / Zeabur</w:t>
+      </w:r>
+    </w:p>
+    <w:p>
+      <w:pPr>
+        <w:spacing w:after="120" w:line="324" w:lineRule="auto"/>
+      </w:pPr>
+      <w:r>
+        <w:rPr>
+          <w:rFonts w:ascii="微软雅黑" w:hAnsi="微软雅黑" w:eastAsia="微软雅黑"/>
+          <w:b w:val="0"/>
+          <w:sz w:val="21"/>
+        </w:rPr>
+        <w:t xml:space="preserve">同样支持直接读 </w:t>
+      </w:r>
+      <w:r>
+        <w:rPr>
+          <w:rFonts w:ascii="Consolas" w:hAnsi="Consolas" w:eastAsia="微软雅黑"/>
+          <w:b w:val="0"/>
+          <w:color w:val="B42318"/>
+          <w:sz w:val="20"/>
+        </w:rPr>
+        <w:t>Dockerfile</w:t>
+      </w:r>
+      <w:r>
+        <w:rPr>
+          <w:rFonts w:ascii="微软雅黑" w:hAnsi="微软雅黑" w:eastAsia="微软雅黑"/>
+          <w:b w:val="0"/>
+          <w:sz w:val="21"/>
+        </w:rPr>
+        <w:t>：新建项目 → Deploy from GitHub repo → 选择本仓库 → 平台自动构建。</w:t>
+      </w:r>
+    </w:p>
+    <w:p>
+      <w:pPr>
+        <w:spacing w:after="120" w:line="324" w:lineRule="auto"/>
+      </w:pPr>
+      <w:r>
+        <w:rPr>
+          <w:rFonts w:ascii="微软雅黑" w:hAnsi="微软雅黑" w:eastAsia="微软雅黑"/>
+          <w:b w:val="0"/>
+          <w:sz w:val="21"/>
+        </w:rPr>
+        <w:t>对 Railway/Zeabur，需要显式设置环境变量：</w:t>
+      </w:r>
+    </w:p>
+    <w:p>
+      <w:pPr>
+        <w:spacing w:after="120" w:line="324" w:lineRule="auto"/>
+      </w:pPr>
+      <w:r>
+        <w:rPr>
+          <w:rFonts w:ascii="微软雅黑" w:hAnsi="微软雅黑" w:eastAsia="微软雅黑"/>
+          <w:b w:val="0"/>
+          <w:sz w:val="21"/>
+        </w:rPr>
+        <w:t>```ini</w:t>
+      </w:r>
+    </w:p>
+    <w:p>
+      <w:pPr>
+        <w:spacing w:after="120" w:line="324" w:lineRule="auto"/>
+      </w:pPr>
+      <w:r>
+        <w:rPr>
+          <w:rFonts w:ascii="微软雅黑" w:hAnsi="微软雅黑" w:eastAsia="微软雅黑"/>
+          <w:b w:val="0"/>
+          <w:sz w:val="21"/>
+        </w:rPr>
+        <w:t>HOST=0.0.0.0</w:t>
+      </w:r>
+    </w:p>
+    <w:p>
+      <w:pPr>
+        <w:spacing w:after="120" w:line="324" w:lineRule="auto"/>
+      </w:pPr>
+      <w:r>
+        <w:rPr>
+          <w:rFonts w:ascii="微软雅黑" w:hAnsi="微软雅黑" w:eastAsia="微软雅黑"/>
+          <w:b w:val="0"/>
+          <w:sz w:val="21"/>
+        </w:rPr>
+        <w:t>PORT=8787</w:t>
+      </w:r>
+    </w:p>
+    <w:p>
+      <w:pPr>
+        <w:spacing w:after="120" w:line="324" w:lineRule="auto"/>
+      </w:pPr>
+      <w:r>
+        <w:rPr>
+          <w:rFonts w:ascii="Consolas" w:hAnsi="Consolas" w:eastAsia="微软雅黑"/>
+          <w:b w:val="0"/>
+          <w:color w:val="B42318"/>
+          <w:sz w:val="20"/>
+        </w:rPr>
+        <w:t>`</w:t>
+      </w:r>
+    </w:p>
+    <w:p>
+      <w:pPr>
+        <w:spacing w:after="120" w:line="324" w:lineRule="auto"/>
+      </w:pPr>
+      <w:r>
+        <w:rPr>
+          <w:rFonts w:ascii="微软雅黑" w:hAnsi="微软雅黑" w:eastAsia="微软雅黑"/>
+          <w:b w:val="0"/>
+          <w:sz w:val="21"/>
+        </w:rPr>
+        <w:t xml:space="preserve">（平台若自动注入 </w:t>
+      </w:r>
+      <w:r>
+        <w:rPr>
+          <w:rFonts w:ascii="Consolas" w:hAnsi="Consolas" w:eastAsia="微软雅黑"/>
+          <w:b w:val="0"/>
+          <w:color w:val="B42318"/>
+          <w:sz w:val="20"/>
+        </w:rPr>
+        <w:t>PORT</w:t>
+      </w:r>
+      <w:r>
+        <w:rPr>
+          <w:rFonts w:ascii="微软雅黑" w:hAnsi="微软雅黑" w:eastAsia="微软雅黑"/>
+          <w:b w:val="0"/>
+          <w:sz w:val="21"/>
+        </w:rPr>
+        <w:t>，以平台值为准；本服务会优先使用环境变量。）</w:t>
+      </w:r>
+    </w:p>
+    <w:p>
+      <w:pPr>
+        <w:spacing w:before="160" w:after="120"/>
+      </w:pPr>
+      <w:r>
+        <w:rPr>
+          <w:rFonts w:ascii="微软雅黑" w:hAnsi="微软雅黑" w:eastAsia="微软雅黑"/>
+          <w:b/>
+          <w:sz w:val="24"/>
+        </w:rPr>
+        <w:t>7.3 本地 Docker（可选）</w:t>
+      </w:r>
+    </w:p>
+    <w:p>
+      <w:pPr>
+        <w:spacing w:after="120" w:line="324" w:lineRule="auto"/>
+      </w:pPr>
+      <w:r>
+        <w:rPr>
+          <w:rFonts w:ascii="微软雅黑" w:hAnsi="微软雅黑" w:eastAsia="微软雅黑"/>
+          <w:b w:val="0"/>
+          <w:sz w:val="21"/>
+        </w:rPr>
+        <w:t>```bash</w:t>
+      </w:r>
+    </w:p>
+    <w:p>
+      <w:pPr>
+        <w:spacing w:after="120" w:line="324" w:lineRule="auto"/>
+      </w:pPr>
+      <w:r>
+        <w:rPr>
+          <w:rFonts w:ascii="微软雅黑" w:hAnsi="微软雅黑" w:eastAsia="微软雅黑"/>
+          <w:b w:val="0"/>
+          <w:sz w:val="21"/>
+        </w:rPr>
+        <w:t>docker build -t yinshu-banking-agent .</w:t>
+      </w:r>
+    </w:p>
+    <w:p>
+      <w:pPr>
+        <w:spacing w:after="120" w:line="324" w:lineRule="auto"/>
+      </w:pPr>
+      <w:r>
+        <w:rPr>
+          <w:rFonts w:ascii="微软雅黑" w:hAnsi="微软雅黑" w:eastAsia="微软雅黑"/>
+          <w:b w:val="0"/>
+          <w:sz w:val="21"/>
+        </w:rPr>
+        <w:t>docker run -p 8787:8787 -e HOST=0.0.0.0 yinshu-banking-agent</w:t>
+      </w:r>
+    </w:p>
+    <w:p>
+      <w:pPr>
+        <w:spacing w:before="240" w:after="120"/>
+      </w:pPr>
+      <w:r>
+        <w:rPr>
+          <w:rFonts w:ascii="微软雅黑" w:hAnsi="微软雅黑" w:eastAsia="微软雅黑"/>
+          <w:b/>
+          <w:sz w:val="30"/>
+        </w:rPr>
+        <w:t>浏览器访问 http://127.0.0.1:8787</w:t>
+      </w:r>
+    </w:p>
+    <w:p>
+      <w:pPr>
+        <w:spacing w:after="120" w:line="324" w:lineRule="auto"/>
+      </w:pPr>
+      <w:r>
+        <w:rPr>
+          <w:rFonts w:ascii="Consolas" w:hAnsi="Consolas" w:eastAsia="微软雅黑"/>
+          <w:b w:val="0"/>
+          <w:color w:val="B42318"/>
+          <w:sz w:val="20"/>
+        </w:rPr>
+        <w:t>`</w:t>
+      </w:r>
+    </w:p>
+    <w:p>
+      <w:pPr>
+        <w:spacing w:after="120" w:line="324" w:lineRule="auto"/>
+      </w:pPr>
+      <w:r>
+        <w:rPr>
+          <w:rFonts w:ascii="微软雅黑" w:hAnsi="微软雅黑" w:eastAsia="微软雅黑"/>
+          <w:b w:val="0"/>
+          <w:sz w:val="21"/>
+        </w:rPr>
+        <w:t>如需保留运行数据，挂载卷：</w:t>
+      </w:r>
+      <w:r>
+        <w:rPr>
+          <w:rFonts w:ascii="Consolas" w:hAnsi="Consolas" w:eastAsia="微软雅黑"/>
+          <w:b w:val="0"/>
+          <w:color w:val="B42318"/>
+          <w:sz w:val="20"/>
+        </w:rPr>
+        <w:t>-v yinshu-data:/app/data</w:t>
+      </w:r>
+      <w:r>
+        <w:rPr>
+          <w:rFonts w:ascii="微软雅黑" w:hAnsi="微软雅黑" w:eastAsia="微软雅黑"/>
+          <w:b w:val="0"/>
+          <w:sz w:val="21"/>
+        </w:rPr>
+        <w:t>。</w:t>
+      </w:r>
+    </w:p>
+    <w:p>
+      <w:pPr>
+        <w:spacing w:before="160" w:after="120"/>
+      </w:pPr>
+      <w:r>
+        <w:rPr>
+          <w:rFonts w:ascii="微软雅黑" w:hAnsi="微软雅黑" w:eastAsia="微软雅黑"/>
+          <w:b/>
+          <w:sz w:val="24"/>
+        </w:rPr>
+        <w:t>7.4 监听地址说明</w:t>
+      </w:r>
+    </w:p>
+    <w:tbl>
+      <w:tblPr>
+        <w:tblStyle w:val="TableGrid"/>
+        <w:tblW w:type="auto" w:w="0"/>
+        <w:tblLook w:firstColumn="1" w:firstRow="1" w:lastColumn="0" w:lastRow="0" w:noHBand="0" w:noVBand="1" w:val="04A0"/>
+      </w:tblPr>
+      <w:tblGrid>
+        <w:gridCol w:w="3173"/>
+        <w:gridCol w:w="3173"/>
+        <w:gridCol w:w="3173"/>
+      </w:tblGrid>
+      <w:tr>
+        <w:tc>
+          <w:tcPr>
+            <w:tcW w:type="dxa" w:w="3173"/>
+          </w:tcPr>
+          <w:p>
+            <w:r/>
+            <w:r>
+              <w:rPr>
+                <w:rFonts w:ascii="微软雅黑" w:hAnsi="微软雅黑" w:eastAsia="微软雅黑"/>
+                <w:b/>
+                <w:sz w:val="20"/>
+              </w:rPr>
+              <w:t>场景</w:t>
+            </w:r>
+          </w:p>
+        </w:tc>
+        <w:tc>
+          <w:tcPr>
+            <w:tcW w:type="dxa" w:w="3173"/>
+          </w:tcPr>
+          <w:p>
+            <w:r/>
+            <w:r>
+              <w:rPr>
+                <w:rFonts w:ascii="微软雅黑" w:hAnsi="微软雅黑" w:eastAsia="微软雅黑"/>
+                <w:b/>
+                <w:sz w:val="20"/>
+              </w:rPr>
+              <w:t>HOST</w:t>
+            </w:r>
+          </w:p>
+        </w:tc>
+        <w:tc>
+          <w:tcPr>
+            <w:tcW w:type="dxa" w:w="3173"/>
+          </w:tcPr>
+          <w:p>
+            <w:r/>
+            <w:r>
+              <w:rPr>
+                <w:rFonts w:ascii="微软雅黑" w:hAnsi="微软雅黑" w:eastAsia="微软雅黑"/>
+                <w:b/>
+                <w:sz w:val="20"/>
+              </w:rPr>
+              <w:t>说明</w:t>
+            </w:r>
+          </w:p>
+        </w:tc>
+      </w:tr>
+      <w:tr>
+        <w:tc>
+          <w:tcPr>
+            <w:tcW w:type="dxa" w:w="3173"/>
+          </w:tcPr>
+          <w:p>
+            <w:r/>
+            <w:r>
+              <w:rPr>
+                <w:rFonts w:ascii="微软雅黑" w:hAnsi="微软雅黑" w:eastAsia="微软雅黑"/>
+                <w:b w:val="0"/>
+                <w:sz w:val="19"/>
+              </w:rPr>
+              <w:t>本地演示（默认）</w:t>
+            </w:r>
+          </w:p>
+        </w:tc>
+        <w:tc>
+          <w:tcPr>
+            <w:tcW w:type="dxa" w:w="3173"/>
+          </w:tcPr>
+          <w:p>
+            <w:r/>
+            <w:r>
+              <w:rPr>
+                <w:rFonts w:ascii="Consolas" w:hAnsi="Consolas" w:eastAsia="微软雅黑"/>
+                <w:b w:val="0"/>
+                <w:color w:val="B42318"/>
+                <w:sz w:val="18"/>
+              </w:rPr>
+              <w:t>127.0.0.1</w:t>
+            </w:r>
+          </w:p>
+        </w:tc>
+        <w:tc>
+          <w:tcPr>
+            <w:tcW w:type="dxa" w:w="3173"/>
+          </w:tcPr>
+          <w:p>
+            <w:r/>
+            <w:r>
+              <w:rPr>
+                <w:rFonts w:ascii="微软雅黑" w:hAnsi="微软雅黑" w:eastAsia="微软雅黑"/>
+                <w:b w:val="0"/>
+                <w:sz w:val="19"/>
+              </w:rPr>
+              <w:t>仅本机可访问，局域网不可达（安全默认）</w:t>
+            </w:r>
+          </w:p>
+        </w:tc>
+      </w:tr>
+      <w:tr>
+        <w:tc>
+          <w:tcPr>
+            <w:tcW w:type="dxa" w:w="3173"/>
+          </w:tcPr>
+          <w:p>
+            <w:r/>
+            <w:r>
+              <w:rPr>
+                <w:rFonts w:ascii="微软雅黑" w:hAnsi="微软雅黑" w:eastAsia="微软雅黑"/>
+                <w:b w:val="0"/>
+                <w:sz w:val="19"/>
+              </w:rPr>
+              <w:t>容器 / 云平台</w:t>
+            </w:r>
+          </w:p>
+        </w:tc>
+        <w:tc>
+          <w:tcPr>
+            <w:tcW w:type="dxa" w:w="3173"/>
+          </w:tcPr>
+          <w:p>
+            <w:r/>
+            <w:r>
+              <w:rPr>
+                <w:rFonts w:ascii="Consolas" w:hAnsi="Consolas" w:eastAsia="微软雅黑"/>
+                <w:b w:val="0"/>
+                <w:color w:val="B42318"/>
+                <w:sz w:val="18"/>
+              </w:rPr>
+              <w:t>0.0.0.0</w:t>
+            </w:r>
+          </w:p>
+        </w:tc>
+        <w:tc>
+          <w:tcPr>
+            <w:tcW w:type="dxa" w:w="3173"/>
+          </w:tcPr>
+          <w:p>
+            <w:r/>
+            <w:r>
+              <w:rPr>
+                <w:rFonts w:ascii="微软雅黑" w:hAnsi="微软雅黑" w:eastAsia="微软雅黑"/>
+                <w:b w:val="0"/>
+                <w:sz w:val="19"/>
+              </w:rPr>
+              <w:t>由平台代理转发，公网可访问</w:t>
+            </w:r>
+          </w:p>
+        </w:tc>
+      </w:tr>
+    </w:tbl>
+    <w:p/>
+    <w:p>
+      <w:pPr>
+        <w:spacing w:before="240" w:after="120"/>
+      </w:pPr>
+      <w:r>
+        <w:rPr>
+          <w:rFonts w:ascii="微软雅黑" w:hAnsi="微软雅黑" w:eastAsia="微软雅黑"/>
+          <w:b/>
+          <w:sz w:val="26"/>
+        </w:rPr>
+        <w:t>八、常见问题</w:t>
       </w:r>
     </w:p>
     <w:tbl>

--- a/docs/提交材料/部署说明.docx
+++ b/docs/提交材料/部署说明.docx
@@ -795,7 +795,7 @@
           <w:b w:val="0"/>
           <w:sz w:val="21"/>
         </w:rPr>
-        <w:t>npm run selftest     # 264 项断言：功能与安全一致性</w:t>
+        <w:t>npm run selftest     # 336 项断言：功能与安全一致性</w:t>
       </w:r>
     </w:p>
     <w:p>
@@ -1612,7 +1612,7 @@
           <w:b w:val="0"/>
           <w:sz w:val="21"/>
         </w:rPr>
-        <w:t>│       ├── tools.js            25 个银行工具（含风险声明）</w:t>
+        <w:t>│       ├── tools.js            30 个银行工具（含风险声明）</w:t>
       </w:r>
     </w:p>
     <w:p>
@@ -1794,7 +1794,7 @@
           <w:b w:val="0"/>
           <w:sz w:val="21"/>
         </w:rPr>
-        <w:t>│   ├── selftest.js             264 项断言</w:t>
+        <w:t>│   ├── selftest.js             336 项断言</w:t>
       </w:r>
     </w:p>
     <w:p>
